--- a/owin-quote-tool/review-screenshots/template-audit/current-output-before/bang-gia-current.docx
+++ b/owin-quote-tool/review-screenshots/template-audit/current-output-before/bang-gia-current.docx
@@ -169,7 +169,6 @@
       </w:tblGrid>
       <w:tr>
         <w:trPr>
-          <w:tblHeader w:val="true"/>
           <w:trHeight w:val="464" w:hRule="atLeast"/>
         </w:trPr>
         <w:tc>
